--- a/Frey-Woodburn SMA Project Proposal.docx
+++ b/Frey-Woodburn SMA Project Proposal.docx
@@ -2,6 +2,24 @@
 <file path=word/document.xml><?xml version="1.0" encoding="utf-8"?>
 <w:document xmlns:wpc="http://schemas.microsoft.com/office/word/2010/wordprocessingCanvas" xmlns:cx="http://schemas.microsoft.com/office/drawing/2014/chartex" xmlns:cx1="http://schemas.microsoft.com/office/drawing/2015/9/8/chartex" xmlns:cx2="http://schemas.microsoft.com/office/drawing/2015/10/21/chartex" xmlns:cx3="http://schemas.microsoft.com/office/drawing/2016/5/9/chartex" xmlns:cx4="http://schemas.microsoft.com/office/drawing/2016/5/10/chartex" xmlns:cx5="http://schemas.microsoft.com/office/drawing/2016/5/11/chartex" xmlns:cx6="http://schemas.microsoft.com/office/drawing/2016/5/12/chartex" xmlns:cx7="http://schemas.microsoft.com/office/drawing/2016/5/13/chartex" xmlns:cx8="http://schemas.microsoft.com/office/drawing/2016/5/14/chartex" xmlns:mc="http://schemas.openxmlformats.org/markup-compatibility/2006" xmlns:aink="http://schemas.microsoft.com/office/drawing/2016/ink" xmlns:am3d="http://schemas.microsoft.com/office/drawing/2017/model3d" xmlns:o="urn:schemas-microsoft-com:office:office" xmlns:r="http://schemas.openxmlformats.org/officeDocument/2006/relationships" xmlns:m="http://schemas.openxmlformats.org/officeDocument/2006/math" xmlns:v="urn:schemas-microsoft-com:vml" xmlns:wp14="http://schemas.microsoft.com/office/word/2010/wordprocessingDrawing" xmlns:wp="http://schemas.openxmlformats.org/drawingml/2006/wordprocessingDrawing" xmlns:w10="urn:schemas-microsoft-com:office:word" xmlns:w="http://schemas.openxmlformats.org/wordprocessingml/2006/main" xmlns:w14="http://schemas.microsoft.com/office/word/2010/wordml" xmlns:w15="http://schemas.microsoft.com/office/word/2012/wordml" xmlns:w16cex="http://schemas.microsoft.com/office/word/2018/wordml/cex" xmlns:w16cid="http://schemas.microsoft.com/office/word/2016/wordml/cid" xmlns:w16="http://schemas.microsoft.com/office/word/2018/wordml" xmlns:w16sdtdh="http://schemas.microsoft.com/office/word/2020/wordml/sdtdatahash" xmlns:w16se="http://schemas.microsoft.com/office/word/2015/wordml/symex" xmlns:wpg="http://schemas.microsoft.com/office/word/2010/wordprocessingGroup" xmlns:wpi="http://schemas.microsoft.com/office/word/2010/wordprocessingInk" xmlns:wne="http://schemas.microsoft.com/office/word/2006/wordml" xmlns:wps="http://schemas.microsoft.com/office/word/2010/wordprocessingShape" mc:Ignorable="w14 w15 w16se w16cid w16 w16cex w16sdtdh wp14">
   <w:body>
+    <w:p>
+      <w:pPr>
+        <w:pStyle w:val="Heading1"/>
+      </w:pPr>
+      <w:r>
+        <w:t>Team</w:t>
+      </w:r>
+    </w:p>
+    <w:p>
+      <w:r>
+        <w:t>Caleb Frey</w:t>
+      </w:r>
+    </w:p>
+    <w:p>
+      <w:r>
+        <w:t>Keegan Woodburn</w:t>
+      </w:r>
+    </w:p>
     <w:p>
       <w:pPr>
         <w:pStyle w:val="Heading1"/>
@@ -76,13 +94,8 @@
           <w:numId w:val="4"/>
         </w:numPr>
       </w:pPr>
-      <w:proofErr w:type="spellStart"/>
-      <w:r>
-        <w:t>MusicBrainz</w:t>
-      </w:r>
-      <w:proofErr w:type="spellEnd"/>
-      <w:r>
-        <w:t>: database of artists, recordings, and writing/production credits</w:t>
+      <w:r>
+        <w:t>MusicBrainz: database of artists, recordings, and writing/production credits</w:t>
       </w:r>
     </w:p>
     <w:p>
@@ -94,7 +107,10 @@
         </w:numPr>
       </w:pPr>
       <w:r>
-        <w:t>Spotify Web API: artist follower counts, related artists, and genres</w:t>
+        <w:t xml:space="preserve">Spotify Web API: artist follower counts, related artists, </w:t>
+      </w:r>
+      <w:r>
+        <w:t>genres, and popularity</w:t>
       </w:r>
     </w:p>
     <w:p>
@@ -106,7 +122,10 @@
         </w:numPr>
       </w:pPr>
       <w:r>
-        <w:t>Spotify Charts: stream counts and chart rankings</w:t>
+        <w:t>LastFM</w:t>
+      </w:r>
+      <w:r>
+        <w:t>: stream counts and chart rankings</w:t>
       </w:r>
     </w:p>
     <w:p>
@@ -117,13 +136,8 @@
           <w:numId w:val="4"/>
         </w:numPr>
       </w:pPr>
-      <w:proofErr w:type="spellStart"/>
-      <w:r>
-        <w:t>Wikidata</w:t>
-      </w:r>
-      <w:proofErr w:type="spellEnd"/>
-      <w:r>
-        <w:t xml:space="preserve"> and IMDB: locational data and familial/social relationships. </w:t>
+      <w:r>
+        <w:t xml:space="preserve">Wikidata and IMDB: locational data and familial/social relationships. </w:t>
       </w:r>
     </w:p>
     <w:p>
@@ -142,11 +156,9 @@
       <w:r>
         <w:t xml:space="preserve">Seed artist selection with top 1000 </w:t>
       </w:r>
-      <w:proofErr w:type="spellStart"/>
-      <w:r>
-        <w:t>spotify</w:t>
-      </w:r>
-      <w:proofErr w:type="spellEnd"/>
+      <w:r>
+        <w:t>musical</w:t>
+      </w:r>
       <w:r>
         <w:t xml:space="preserve"> artists.</w:t>
       </w:r>
@@ -318,12 +330,12 @@
     </w:p>
     <w:p>
       <w:r>
+        <w:lastRenderedPageBreak/>
         <w:t>We’ll construct a bipartite work-to-person network linking songs to credited contributors, then project it into a person-to-person collaboration graph, where edges represent collaboration between two artists. We’ll enrich this graph with familial and label/publisher relationships.</w:t>
       </w:r>
     </w:p>
     <w:p>
       <w:r>
-        <w:lastRenderedPageBreak/>
         <w:t>We’ll use tie strength, clustering coefficient, betweenness, and centrality as our initial network metrics. We’ll then use stream count, artist follows, and royalties as our success metrics for which we’ll attempt to learn with the network metrics.</w:t>
       </w:r>
     </w:p>
